--- a/part1/ep08_Le_parapluie_oublie.docx
+++ b/part1/ep08_Le_parapluie_oublie.docx
@@ -8217,7 +8217,7 @@
           <w:color w:val="7A1F3D"/>
           <w:sz w:val="20"/>
         </w:rPr>
-        <w:t>▶ 다음 화 예고 — 제9화 « Un café en face » : 처음으로 가게 밖에서 보내는 일요일 오후. 직업과 가족 이야기, 그리고 ‘근접미래’로 그려 보는 앞으로의 계획.</w:t>
+        <w:t>다음 화 예고 — 제9화 « Un café en face » : 처음으로 가게 밖에서 보내는 일요일 오후. 직업과 가족 이야기, 그리고 ‘근접미래’로 그려 보는 앞으로의 계획.</w:t>
       </w:r>
     </w:p>
     <w:sectPr>
